--- a/klagomål/A 38448-2026 FSC-klagomål.docx
+++ b/klagomål/A 38448-2026 FSC-klagomål.docx
@@ -681,7 +681,7 @@
     <w:r>
       <w:tab/>
       <w:tab/>
-      <w:t>2026-09-18</w:t>
+      <w:t>2026-09-19</w:t>
       <w:br/>
       <w:br/>
     </w:r>

--- a/klagomål/A 38448-2026 FSC-klagomål.docx
+++ b/klagomål/A 38448-2026 FSC-klagomål.docx
@@ -221,7 +221,7 @@
     </w:p>
     <w:p>
       <w:r>
-        <w:t>I avverkningsanmälan finns fynd av 1 naturvårdsarter, varav 1 är typisk (T) och 1 är signalart (S): grönpyrola (S, T). Se Figur 1.</w:t>
+        <w:t>I avverkningsanmälan finns fynd av 3 naturvårdsarter, varav 1 är rödlistad, 3 är typiska (T) och 2 är signalarter (S): ullticka (NT, T), grönpyrola (S, T) och vedticka (S, T). Se Figur 1.</w:t>
       </w:r>
     </w:p>
     <w:p>
@@ -252,6 +252,62 @@
         <w:rPr>
           <w:b/>
         </w:rPr>
+        <w:t>Ullticka (NT)</w:t>
+      </w:r>
+      <w:r>
+        <w:t xml:space="preserve"> är knuten till restbestånd av barrnaturskog och förekommer med ett tydligt optimum i orörda eller måttligt påverkade gamla granskogar där det föreligger viss kontinuitet av grov död ved. Ullticka är en bra signalart inom hela sitt utbredningsområde och i södra Sverige är den sällsynt och en god signalart för skyddsvärda granskogsmiljöer. Den hotas av avverkning och fragmentering av naturskog och äldre granskog med lång trädkontinuitet. På ullticka kan ibland ulltickeporing (VU) påträffas - det är en sällsynt ticka som nyligen delats upp i de tre olika arterna ulltickeporing </w:t>
+      </w:r>
+      <w:r>
+        <w:rPr>
+          <w:i/>
+        </w:rPr>
+        <w:t xml:space="preserve">Skeletocutis brevispora </w:t>
+      </w:r>
+      <w:r>
+        <w:t>(VU)</w:t>
+      </w:r>
+      <w:r>
+        <w:rPr>
+          <w:i/>
+        </w:rPr>
+        <w:t>, Skeletocutis delicata</w:t>
+      </w:r>
+      <w:r>
+        <w:t xml:space="preserve"> (VU)</w:t>
+      </w:r>
+      <w:r>
+        <w:rPr>
+          <w:i/>
+        </w:rPr>
+        <w:t xml:space="preserve"> och Skeletocutis exilis</w:t>
+      </w:r>
+      <w:r>
+        <w:t xml:space="preserve"> (NT). Ullticka är typisk art för </w:t>
+      </w:r>
+      <w:r>
+        <w:rPr>
+          <w:i/>
+        </w:rPr>
+        <w:t xml:space="preserve">9010 Taiga, 9050 Näringsrik granskog </w:t>
+      </w:r>
+      <w:r>
+        <w:t xml:space="preserve">och </w:t>
+      </w:r>
+      <w:r>
+        <w:rPr>
+          <w:i/>
+        </w:rPr>
+        <w:t>9030 Landhöjningsskog</w:t>
+      </w:r>
+      <w:r>
+        <w:t xml:space="preserve"> (SLU Artdatabanken, 2026; Nitare &amp; Skogsstyrelsen, 2019; Miettinen &amp; Niemelä, 2018).</w:t>
+      </w:r>
+    </w:p>
+    <w:p>
+      <w:r>
+        <w:rPr>
+          <w:b/>
+        </w:rPr>
         <w:t xml:space="preserve">Grönpyrola </w:t>
       </w:r>
       <w:r>
@@ -271,6 +327,26 @@
           <w:i/>
         </w:rPr>
         <w:t xml:space="preserve"> 1610 Åsöar i Östersjön </w:t>
+      </w:r>
+      <w:r>
+        <w:t>(Nitare &amp; Skogsstyrelsen, 2019; SLU Artdatabanken, 2025).</w:t>
+      </w:r>
+    </w:p>
+    <w:p>
+      <w:r>
+        <w:rPr>
+          <w:b/>
+        </w:rPr>
+        <w:t xml:space="preserve">Vedticka </w:t>
+      </w:r>
+      <w:r>
+        <w:t xml:space="preserve">är en bra signalart söder om den naturliga norrlandsgränsen. Den är huvudsakligen knuten till äldre barrskogar där det föreligger långvarig kontinuitet av död barrved. Vedticka är typisk art för </w:t>
+      </w:r>
+      <w:r>
+        <w:rPr>
+          <w:i/>
+        </w:rPr>
+        <w:t xml:space="preserve">9010 Taiga </w:t>
       </w:r>
       <w:r>
         <w:t>(Nitare &amp; Skogsstyrelsen, 2019; SLU Artdatabanken, 2025).</w:t>
@@ -366,7 +442,7 @@
         <w:rPr>
           <w:i/>
         </w:rPr>
-        <w:t>I det avverkningsanmälda skogsområdet har 1 naturvårdsarter varav 0 rödlistade arter sina livsmiljöer och växtplatser.</w:t>
+        <w:t>I det avverkningsanmälda skogsområdet har 3 naturvårdsarter varav 1 rödlistade arter sina livsmiljöer och växtplatser.</w:t>
       </w:r>
     </w:p>
     <w:p>
@@ -681,7 +757,7 @@
     <w:r>
       <w:tab/>
       <w:tab/>
-      <w:t>2026-09-19</w:t>
+      <w:t>2026-09-21</w:t>
       <w:br/>
       <w:br/>
     </w:r>

--- a/klagomål/A 38448-2026 FSC-klagomål.docx
+++ b/klagomål/A 38448-2026 FSC-klagomål.docx
@@ -757,7 +757,7 @@
     <w:r>
       <w:tab/>
       <w:tab/>
-      <w:t>2026-09-21</w:t>
+      <w:t>2026-09-23</w:t>
       <w:br/>
       <w:br/>
     </w:r>

--- a/klagomål/A 38448-2026 FSC-klagomål.docx
+++ b/klagomål/A 38448-2026 FSC-klagomål.docx
@@ -757,7 +757,7 @@
     <w:r>
       <w:tab/>
       <w:tab/>
-      <w:t>2026-09-23</w:t>
+      <w:t>2026-09-24</w:t>
       <w:br/>
       <w:br/>
     </w:r>

--- a/klagomål/A 38448-2026 FSC-klagomål.docx
+++ b/klagomål/A 38448-2026 FSC-klagomål.docx
@@ -757,7 +757,7 @@
     <w:r>
       <w:tab/>
       <w:tab/>
-      <w:t>2026-09-24</w:t>
+      <w:t>2026-09-25</w:t>
       <w:br/>
       <w:br/>
     </w:r>

--- a/klagomål/A 38448-2026 FSC-klagomål.docx
+++ b/klagomål/A 38448-2026 FSC-klagomål.docx
@@ -757,7 +757,7 @@
     <w:r>
       <w:tab/>
       <w:tab/>
-      <w:t>2026-09-25</w:t>
+      <w:t>2026-09-26</w:t>
       <w:br/>
       <w:br/>
     </w:r>

--- a/klagomål/A 38448-2026 FSC-klagomål.docx
+++ b/klagomål/A 38448-2026 FSC-klagomål.docx
@@ -757,7 +757,7 @@
     <w:r>
       <w:tab/>
       <w:tab/>
-      <w:t>2026-09-26</w:t>
+      <w:t>2026-09-27</w:t>
       <w:br/>
       <w:br/>
     </w:r>

--- a/klagomål/A 38448-2026 FSC-klagomål.docx
+++ b/klagomål/A 38448-2026 FSC-klagomål.docx
@@ -757,7 +757,7 @@
     <w:r>
       <w:tab/>
       <w:tab/>
-      <w:t>2026-09-27</w:t>
+      <w:t>2026-09-28</w:t>
       <w:br/>
       <w:br/>
     </w:r>

--- a/klagomål/A 38448-2026 FSC-klagomål.docx
+++ b/klagomål/A 38448-2026 FSC-klagomål.docx
@@ -757,7 +757,7 @@
     <w:r>
       <w:tab/>
       <w:tab/>
-      <w:t>2026-09-28</w:t>
+      <w:t>2026-09-29</w:t>
       <w:br/>
       <w:br/>
     </w:r>

--- a/klagomål/A 38448-2026 FSC-klagomål.docx
+++ b/klagomål/A 38448-2026 FSC-klagomål.docx
@@ -757,7 +757,7 @@
     <w:r>
       <w:tab/>
       <w:tab/>
-      <w:t>2026-09-29</w:t>
+      <w:t>2026-09-30</w:t>
       <w:br/>
       <w:br/>
     </w:r>

--- a/klagomål/A 38448-2026 FSC-klagomål.docx
+++ b/klagomål/A 38448-2026 FSC-klagomål.docx
@@ -757,7 +757,7 @@
     <w:r>
       <w:tab/>
       <w:tab/>
-      <w:t>2026-09-30</w:t>
+      <w:t>2026-10-01</w:t>
       <w:br/>
       <w:br/>
     </w:r>

--- a/klagomål/A 38448-2026 FSC-klagomål.docx
+++ b/klagomål/A 38448-2026 FSC-klagomål.docx
@@ -757,7 +757,7 @@
     <w:r>
       <w:tab/>
       <w:tab/>
-      <w:t>2026-10-01</w:t>
+      <w:t>2026-10-02</w:t>
       <w:br/>
       <w:br/>
     </w:r>

--- a/klagomål/A 38448-2026 FSC-klagomål.docx
+++ b/klagomål/A 38448-2026 FSC-klagomål.docx
@@ -757,7 +757,7 @@
     <w:r>
       <w:tab/>
       <w:tab/>
-      <w:t>2026-10-02</w:t>
+      <w:t>2026-10-03</w:t>
       <w:br/>
       <w:br/>
     </w:r>

--- a/klagomål/A 38448-2026 FSC-klagomål.docx
+++ b/klagomål/A 38448-2026 FSC-klagomål.docx
@@ -757,7 +757,7 @@
     <w:r>
       <w:tab/>
       <w:tab/>
-      <w:t>2026-10-03</w:t>
+      <w:t>2026-10-04</w:t>
       <w:br/>
       <w:br/>
     </w:r>

--- a/klagomål/A 38448-2026 FSC-klagomål.docx
+++ b/klagomål/A 38448-2026 FSC-klagomål.docx
@@ -757,7 +757,7 @@
     <w:r>
       <w:tab/>
       <w:tab/>
-      <w:t>2026-10-04</w:t>
+      <w:t>2026-10-05</w:t>
       <w:br/>
       <w:br/>
     </w:r>

--- a/klagomål/A 38448-2026 FSC-klagomål.docx
+++ b/klagomål/A 38448-2026 FSC-klagomål.docx
@@ -757,7 +757,7 @@
     <w:r>
       <w:tab/>
       <w:tab/>
-      <w:t>2026-10-05</w:t>
+      <w:t>2026-10-06</w:t>
       <w:br/>
       <w:br/>
     </w:r>

--- a/klagomål/A 38448-2026 FSC-klagomål.docx
+++ b/klagomål/A 38448-2026 FSC-klagomål.docx
@@ -757,7 +757,7 @@
     <w:r>
       <w:tab/>
       <w:tab/>
-      <w:t>2026-10-06</w:t>
+      <w:t>2026-10-07</w:t>
       <w:br/>
       <w:br/>
     </w:r>

--- a/klagomål/A 38448-2026 FSC-klagomål.docx
+++ b/klagomål/A 38448-2026 FSC-klagomål.docx
@@ -757,7 +757,7 @@
     <w:r>
       <w:tab/>
       <w:tab/>
-      <w:t>2026-10-07</w:t>
+      <w:t>2026-10-08</w:t>
       <w:br/>
       <w:br/>
     </w:r>

--- a/klagomål/A 38448-2026 FSC-klagomål.docx
+++ b/klagomål/A 38448-2026 FSC-klagomål.docx
@@ -757,7 +757,7 @@
     <w:r>
       <w:tab/>
       <w:tab/>
-      <w:t>2026-10-08</w:t>
+      <w:t>2026-10-09</w:t>
       <w:br/>
       <w:br/>
     </w:r>

--- a/klagomål/A 38448-2026 FSC-klagomål.docx
+++ b/klagomål/A 38448-2026 FSC-klagomål.docx
@@ -757,7 +757,7 @@
     <w:r>
       <w:tab/>
       <w:tab/>
-      <w:t>2026-10-09</w:t>
+      <w:t>2026-10-10</w:t>
       <w:br/>
       <w:br/>
     </w:r>

--- a/klagomål/A 38448-2026 FSC-klagomål.docx
+++ b/klagomål/A 38448-2026 FSC-klagomål.docx
@@ -757,7 +757,7 @@
     <w:r>
       <w:tab/>
       <w:tab/>
-      <w:t>2026-10-10</w:t>
+      <w:t>2026-10-11</w:t>
       <w:br/>
       <w:br/>
     </w:r>

--- a/klagomål/A 38448-2026 FSC-klagomål.docx
+++ b/klagomål/A 38448-2026 FSC-klagomål.docx
@@ -757,7 +757,7 @@
     <w:r>
       <w:tab/>
       <w:tab/>
-      <w:t>2026-10-11</w:t>
+      <w:t>2026-10-12</w:t>
       <w:br/>
       <w:br/>
     </w:r>

--- a/klagomål/A 38448-2026 FSC-klagomål.docx
+++ b/klagomål/A 38448-2026 FSC-klagomål.docx
@@ -757,7 +757,7 @@
     <w:r>
       <w:tab/>
       <w:tab/>
-      <w:t>2026-10-12</w:t>
+      <w:t>2026-10-13</w:t>
       <w:br/>
       <w:br/>
     </w:r>

--- a/klagomål/A 38448-2026 FSC-klagomål.docx
+++ b/klagomål/A 38448-2026 FSC-klagomål.docx
@@ -757,7 +757,7 @@
     <w:r>
       <w:tab/>
       <w:tab/>
-      <w:t>2026-10-13</w:t>
+      <w:t>2026-10-14</w:t>
       <w:br/>
       <w:br/>
     </w:r>

--- a/klagomål/A 38448-2026 FSC-klagomål.docx
+++ b/klagomål/A 38448-2026 FSC-klagomål.docx
@@ -757,7 +757,7 @@
     <w:r>
       <w:tab/>
       <w:tab/>
-      <w:t>2026-10-14</w:t>
+      <w:t>2026-10-15</w:t>
       <w:br/>
       <w:br/>
     </w:r>

--- a/klagomål/A 38448-2026 FSC-klagomål.docx
+++ b/klagomål/A 38448-2026 FSC-klagomål.docx
@@ -757,7 +757,7 @@
     <w:r>
       <w:tab/>
       <w:tab/>
-      <w:t>2026-10-15</w:t>
+      <w:t>2026-10-16</w:t>
       <w:br/>
       <w:br/>
     </w:r>

--- a/klagomål/A 38448-2026 FSC-klagomål.docx
+++ b/klagomål/A 38448-2026 FSC-klagomål.docx
@@ -757,7 +757,7 @@
     <w:r>
       <w:tab/>
       <w:tab/>
-      <w:t>2026-10-16</w:t>
+      <w:t>2026-10-17</w:t>
       <w:br/>
       <w:br/>
     </w:r>

--- a/klagomål/A 38448-2026 FSC-klagomål.docx
+++ b/klagomål/A 38448-2026 FSC-klagomål.docx
@@ -757,7 +757,7 @@
     <w:r>
       <w:tab/>
       <w:tab/>
-      <w:t>2026-10-17</w:t>
+      <w:t>2026-10-18</w:t>
       <w:br/>
       <w:br/>
     </w:r>

--- a/klagomål/A 38448-2026 FSC-klagomål.docx
+++ b/klagomål/A 38448-2026 FSC-klagomål.docx
@@ -757,7 +757,7 @@
     <w:r>
       <w:tab/>
       <w:tab/>
-      <w:t>2026-10-18</w:t>
+      <w:t>2026-10-19</w:t>
       <w:br/>
       <w:br/>
     </w:r>

--- a/klagomål/A 38448-2026 FSC-klagomål.docx
+++ b/klagomål/A 38448-2026 FSC-klagomål.docx
@@ -757,7 +757,7 @@
     <w:r>
       <w:tab/>
       <w:tab/>
-      <w:t>2026-10-19</w:t>
+      <w:t>2026-10-20</w:t>
       <w:br/>
       <w:br/>
     </w:r>

--- a/klagomål/A 38448-2026 FSC-klagomål.docx
+++ b/klagomål/A 38448-2026 FSC-klagomål.docx
@@ -757,7 +757,7 @@
     <w:r>
       <w:tab/>
       <w:tab/>
-      <w:t>2026-10-20</w:t>
+      <w:t>2026-10-21</w:t>
       <w:br/>
       <w:br/>
     </w:r>

--- a/klagomål/A 38448-2026 FSC-klagomål.docx
+++ b/klagomål/A 38448-2026 FSC-klagomål.docx
@@ -757,7 +757,7 @@
     <w:r>
       <w:tab/>
       <w:tab/>
-      <w:t>2026-10-21</w:t>
+      <w:t>2026-10-22</w:t>
       <w:br/>
       <w:br/>
     </w:r>

--- a/klagomål/A 38448-2026 FSC-klagomål.docx
+++ b/klagomål/A 38448-2026 FSC-klagomål.docx
@@ -757,7 +757,7 @@
     <w:r>
       <w:tab/>
       <w:tab/>
-      <w:t>2026-10-22</w:t>
+      <w:t>2026-10-23</w:t>
       <w:br/>
       <w:br/>
     </w:r>

--- a/klagomål/A 38448-2026 FSC-klagomål.docx
+++ b/klagomål/A 38448-2026 FSC-klagomål.docx
@@ -757,7 +757,7 @@
     <w:r>
       <w:tab/>
       <w:tab/>
-      <w:t>2026-10-23</w:t>
+      <w:t>2026-10-24</w:t>
       <w:br/>
       <w:br/>
     </w:r>

--- a/klagomål/A 38448-2026 FSC-klagomål.docx
+++ b/klagomål/A 38448-2026 FSC-klagomål.docx
@@ -757,7 +757,7 @@
     <w:r>
       <w:tab/>
       <w:tab/>
-      <w:t>2026-10-24</w:t>
+      <w:t>2026-10-25</w:t>
       <w:br/>
       <w:br/>
     </w:r>

--- a/klagomål/A 38448-2026 FSC-klagomål.docx
+++ b/klagomål/A 38448-2026 FSC-klagomål.docx
@@ -757,7 +757,7 @@
     <w:r>
       <w:tab/>
       <w:tab/>
-      <w:t>2026-10-25</w:t>
+      <w:t>2026-10-26</w:t>
       <w:br/>
       <w:br/>
     </w:r>

--- a/klagomål/A 38448-2026 FSC-klagomål.docx
+++ b/klagomål/A 38448-2026 FSC-klagomål.docx
@@ -757,7 +757,7 @@
     <w:r>
       <w:tab/>
       <w:tab/>
-      <w:t>2026-10-26</w:t>
+      <w:t>2026-10-27</w:t>
       <w:br/>
       <w:br/>
     </w:r>

--- a/klagomål/A 38448-2026 FSC-klagomål.docx
+++ b/klagomål/A 38448-2026 FSC-klagomål.docx
@@ -757,7 +757,7 @@
     <w:r>
       <w:tab/>
       <w:tab/>
-      <w:t>2026-10-27</w:t>
+      <w:t>2026-10-28</w:t>
       <w:br/>
       <w:br/>
     </w:r>

--- a/klagomål/A 38448-2026 FSC-klagomål.docx
+++ b/klagomål/A 38448-2026 FSC-klagomål.docx
@@ -757,7 +757,7 @@
     <w:r>
       <w:tab/>
       <w:tab/>
-      <w:t>2026-10-28</w:t>
+      <w:t>2026-10-29</w:t>
       <w:br/>
       <w:br/>
     </w:r>

--- a/klagomål/A 38448-2026 FSC-klagomål.docx
+++ b/klagomål/A 38448-2026 FSC-klagomål.docx
@@ -757,7 +757,7 @@
     <w:r>
       <w:tab/>
       <w:tab/>
-      <w:t>2026-10-29</w:t>
+      <w:t>2026-10-31</w:t>
       <w:br/>
       <w:br/>
     </w:r>
